--- a/JDiallo_CV.docx
+++ b/JDiallo_CV.docx
@@ -62,6 +62,7 @@
       </w:r>
     </w:p>
     <w:p/>
+    <w:p/>
     <w:p>
       <w:pPr>
         <w:rPr>
@@ -189,7 +190,21 @@
         <w:pStyle w:val="Default"/>
       </w:pPr>
       <w:r>
-        <w:t xml:space="preserve">2023 – Present.  Graduate Student Intern. NOAA Northwest Fisheries Science Center. Working with Beth Sanderson and other NOAA </w:t>
+        <w:t xml:space="preserve">2020 – Present.  PhD candidate. University of Washington School of Aquatic and Fishery Sciences. Researching the food web impacts of nonnative fishes in the Bill Williams River and evaluating the success of an invasive fish removal program in Julian Olden’s lab. </w:t>
+      </w:r>
+    </w:p>
+    <w:p>
+      <w:pPr>
+        <w:pStyle w:val="Default"/>
+      </w:pPr>
+      <w:r>
+        <w:t xml:space="preserve">2023 – </w:t>
+      </w:r>
+      <w:r>
+        <w:t>2024</w:t>
+      </w:r>
+      <w:r>
+        <w:t xml:space="preserve">.  Graduate Student Intern. NOAA Northwest Fisheries Science Center. Working with Beth Sanderson and other NOAA </w:t>
       </w:r>
       <w:r>
         <w:t>scientists</w:t>
@@ -203,270 +218,220 @@
         <w:pStyle w:val="Default"/>
       </w:pPr>
       <w:r>
-        <w:t>2020 – Present.</w:t>
+        <w:t>2016</w:t>
+      </w:r>
+      <w:r>
+        <w:t xml:space="preserve">.  </w:t>
+      </w:r>
+      <w:r>
+        <w:t xml:space="preserve">Environmental </w:t>
+      </w:r>
+      <w:r>
+        <w:t>Intern</w:t>
+      </w:r>
+      <w:r>
+        <w:t xml:space="preserve">. King County Department of Natural Resources and Parks. Sampled macroinvertebrate communities in urban and rural streams throughout King County, contributing to Pacific salmon research and habitat restoration efforts. </w:t>
+      </w:r>
+      <w:r>
+        <w:rPr>
+          <w:color w:val="auto"/>
+        </w:rPr>
+        <w:t>Conducted aquatic and terrestrial habitat surveys, interacted with public citizens while in the field, and organized data for Puge</w:t>
+      </w:r>
+      <w:r>
+        <w:rPr>
+          <w:color w:val="auto"/>
+        </w:rPr>
+        <w:t>t Sound Stream Benthos database.</w:t>
+      </w:r>
+    </w:p>
+    <w:p>
+      <w:pPr>
+        <w:pStyle w:val="Default"/>
+      </w:pPr>
+      <w:r>
+        <w:t xml:space="preserve">2013.  Research Intern. Smithsonian Environmental Research Center. </w:t>
+      </w:r>
+      <w:r>
+        <w:rPr>
+          <w:rFonts w:eastAsia="Times New Roman"/>
+        </w:rPr>
+        <w:t>Studied the effects of invasive marsh grass habitat alterations on predator-prey interactions in Chesapeake Bay estuaries, responsible for a high to low tide relative predation experiment.</w:t>
       </w:r>
       <w:r>
         <w:t xml:space="preserve"> </w:t>
       </w:r>
       <w:r>
+        <w:rPr>
+          <w:color w:val="auto"/>
+        </w:rPr>
+        <w:t xml:space="preserve">Caught and identified marine fishes and invertebrates, analyzed and presented research to the </w:t>
+      </w:r>
+      <w:r>
+        <w:rPr>
+          <w:color w:val="auto"/>
+        </w:rPr>
+        <w:t>public.</w:t>
+      </w:r>
+    </w:p>
+    <w:p>
+      <w:pPr>
+        <w:rPr>
+          <w:rFonts w:eastAsia="Times New Roman" w:cs="Times New Roman"/>
+        </w:rPr>
+      </w:pPr>
+      <w:r>
+        <w:t xml:space="preserve">2012 – 2013.  Senior Honors Thesis. UW-Madison. </w:t>
+      </w:r>
+      <w:r>
+        <w:rPr>
+          <w:rFonts w:eastAsia="Times New Roman" w:cs="Times New Roman"/>
+        </w:rPr>
+        <w:t xml:space="preserve">Behavior and development of caddisfly larvae in response to desiccation </w:t>
+      </w:r>
+      <w:r>
+        <w:rPr>
+          <w:rFonts w:eastAsia="Times New Roman" w:cs="Times New Roman"/>
+        </w:rPr>
+        <w:t>stress research continued from s</w:t>
+      </w:r>
+      <w:r>
+        <w:rPr>
+          <w:rFonts w:eastAsia="Times New Roman" w:cs="Times New Roman"/>
+        </w:rPr>
+        <w:t>ummer 2012.</w:t>
+      </w:r>
+    </w:p>
+    <w:p>
+      <w:pPr>
+        <w:rPr>
+          <w:rFonts w:eastAsia="Times New Roman" w:cs="Times New Roman"/>
+        </w:rPr>
+      </w:pPr>
+      <w:r>
+        <w:rPr>
+          <w:rFonts w:eastAsia="Times New Roman" w:cs="Times New Roman"/>
+        </w:rPr>
+        <w:t>2012.  Advanc</w:t>
+      </w:r>
+      <w:r>
+        <w:rPr>
+          <w:rFonts w:eastAsia="Times New Roman" w:cs="Times New Roman"/>
+        </w:rPr>
+        <w:t>ed Independent Research Program.</w:t>
+      </w:r>
+      <w:r>
+        <w:rPr>
+          <w:rFonts w:eastAsia="Times New Roman" w:cs="Times New Roman"/>
+        </w:rPr>
+        <w:t xml:space="preserve"> Rocky Mountain Biological Laboratory. Examined aggressive behavior, cannibalism, and development of caddisfly larvae in response to </w:t>
+      </w:r>
+      <w:r>
+        <w:rPr>
+          <w:rFonts w:eastAsia="Times New Roman" w:cs="Times New Roman"/>
+        </w:rPr>
+        <w:t>simulated drying ponds</w:t>
+      </w:r>
+      <w:r>
+        <w:rPr>
+          <w:rFonts w:eastAsia="Times New Roman" w:cs="Times New Roman"/>
+        </w:rPr>
+        <w:t>, mentored by Scott Wissinger and Bobbi Peckarsky.</w:t>
+      </w:r>
+    </w:p>
+    <w:p>
+      <w:pPr>
+        <w:rPr>
+          <w:rFonts w:eastAsia="Times New Roman" w:cs="Times New Roman"/>
+        </w:rPr>
+      </w:pPr>
+      <w:r>
+        <w:rPr>
+          <w:rFonts w:eastAsia="Times New Roman" w:cs="Times New Roman"/>
+        </w:rPr>
+        <w:t xml:space="preserve">2011 – 2012.  Laboratory Technician. </w:t>
+      </w:r>
+      <w:r>
+        <w:rPr>
+          <w:rFonts w:eastAsia="Times New Roman" w:cs="Times New Roman"/>
+        </w:rPr>
+        <w:t>UW-Madison. D</w:t>
+      </w:r>
+      <w:r>
+        <w:rPr>
+          <w:rFonts w:eastAsia="Times New Roman" w:cs="Times New Roman"/>
+        </w:rPr>
+        <w:t>issected juvenile Northern Pike for directed study</w:t>
+      </w:r>
+      <w:r>
+        <w:rPr>
+          <w:rFonts w:eastAsia="Times New Roman" w:cs="Times New Roman"/>
+        </w:rPr>
+        <w:t xml:space="preserve"> in Peter McIntyre’s lab</w:t>
+      </w:r>
+      <w:r>
+        <w:rPr>
+          <w:rFonts w:eastAsia="Times New Roman" w:cs="Times New Roman"/>
+        </w:rPr>
+        <w:t>, contributing to research on their spawning migrations in Lake Michigan tributaries of Green Bay, WI.</w:t>
+      </w:r>
+    </w:p>
+    <w:p>
+      <w:pPr>
+        <w:rPr>
+          <w:rFonts w:eastAsia="Times New Roman" w:cs="Times New Roman"/>
+        </w:rPr>
+      </w:pPr>
+      <w:r>
+        <w:rPr>
+          <w:rFonts w:eastAsia="Times New Roman" w:cs="Times New Roman"/>
+        </w:rPr>
+        <w:t>2010 – 2011.  Undergraduate Research Scholars Prog</w:t>
+      </w:r>
+      <w:r>
+        <w:rPr>
+          <w:rFonts w:eastAsia="Times New Roman" w:cs="Times New Roman"/>
+        </w:rPr>
+        <w:t xml:space="preserve">ram. </w:t>
+      </w:r>
+      <w:r>
+        <w:rPr>
+          <w:rFonts w:eastAsia="Times New Roman" w:cs="Times New Roman"/>
+        </w:rPr>
+        <w:t xml:space="preserve">UW-Madison. </w:t>
+      </w:r>
+      <w:r>
+        <w:rPr>
+          <w:rFonts w:eastAsia="Times New Roman" w:cs="Times New Roman"/>
+        </w:rPr>
+        <w:t xml:space="preserve">Studied </w:t>
+      </w:r>
+      <w:r>
+        <w:rPr>
+          <w:rFonts w:eastAsia="Times New Roman" w:cs="Times New Roman"/>
+          <w:i/>
+        </w:rPr>
+        <w:t>Salmonella enterica</w:t>
+      </w:r>
+      <w:r>
+        <w:rPr>
+          <w:rFonts w:eastAsia="Times New Roman" w:cs="Times New Roman"/>
+        </w:rPr>
+        <w:t xml:space="preserve"> genes required for survival on l</w:t>
+      </w:r>
+      <w:r>
+        <w:rPr>
+          <w:rFonts w:eastAsia="Times New Roman" w:cs="Times New Roman"/>
+        </w:rPr>
+        <w:t>ettuce in</w:t>
+      </w:r>
+      <w:r>
+        <w:rPr>
+          <w:rFonts w:eastAsia="Times New Roman" w:cs="Times New Roman"/>
+        </w:rPr>
         <w:t xml:space="preserve"> </w:t>
       </w:r>
       <w:r>
-        <w:t>PhD</w:t>
-      </w:r>
-      <w:r>
-        <w:t xml:space="preserve"> </w:t>
-      </w:r>
-      <w:r>
-        <w:t>candidate</w:t>
-      </w:r>
-      <w:r>
-        <w:t xml:space="preserve">. University of Washington School of Aquatic and Fishery Sciences. </w:t>
-      </w:r>
-      <w:r>
-        <w:t>Researching the</w:t>
-      </w:r>
-      <w:r>
-        <w:t xml:space="preserve"> </w:t>
-      </w:r>
-      <w:r>
-        <w:t xml:space="preserve">food web impacts of </w:t>
-      </w:r>
-      <w:r>
-        <w:t>nonnative</w:t>
-      </w:r>
-      <w:r>
-        <w:t xml:space="preserve"> fishes in the Bill Williams River and evaluating the success of an invasive fish removal program</w:t>
-      </w:r>
-      <w:r>
-        <w:t xml:space="preserve"> in Julian Olden’s lab</w:t>
-      </w:r>
-      <w:r>
-        <w:t>.</w:t>
-      </w:r>
-      <w:r>
-        <w:t xml:space="preserve"> </w:t>
-      </w:r>
-    </w:p>
-    <w:p>
-      <w:pPr>
-        <w:pStyle w:val="Default"/>
-      </w:pPr>
-      <w:r>
-        <w:t>2016</w:t>
-      </w:r>
-      <w:r>
-        <w:t xml:space="preserve">.  </w:t>
-      </w:r>
-      <w:r>
-        <w:t xml:space="preserve">Environmental </w:t>
-      </w:r>
-      <w:r>
-        <w:t>Intern</w:t>
-      </w:r>
-      <w:r>
-        <w:t xml:space="preserve">. King County Department of Natural Resources and Parks. Sampled macroinvertebrate communities in urban and rural streams throughout King County, contributing to Pacific salmon research and habitat restoration efforts. </w:t>
-      </w:r>
-      <w:r>
-        <w:rPr>
-          <w:color w:val="auto"/>
-        </w:rPr>
-        <w:t>Conducted aquatic and terrestrial habitat surveys, interacted with public citizens while in the field, and organized data for Puge</w:t>
-      </w:r>
-      <w:r>
-        <w:rPr>
-          <w:color w:val="auto"/>
-        </w:rPr>
-        <w:t>t Sound Stream Benthos database.</w:t>
-      </w:r>
-    </w:p>
-    <w:p>
-      <w:pPr>
-        <w:pStyle w:val="Default"/>
-      </w:pPr>
-      <w:r>
-        <w:t xml:space="preserve">2013.  Research Intern. Smithsonian Environmental Research Center. </w:t>
-      </w:r>
-      <w:r>
-        <w:rPr>
-          <w:rFonts w:eastAsia="Times New Roman"/>
-        </w:rPr>
-        <w:t>Studied the effects of invasive marsh grass habitat alterations on predator-prey interactions in Chesapeake Bay estuaries, responsible for a high to low tide relative predation experiment.</w:t>
-      </w:r>
-      <w:r>
-        <w:t xml:space="preserve"> </w:t>
-      </w:r>
-      <w:r>
-        <w:rPr>
-          <w:color w:val="auto"/>
-        </w:rPr>
-        <w:t xml:space="preserve">Caught and identified marine fishes and invertebrates, analyzed and presented research to the </w:t>
-      </w:r>
-      <w:r>
-        <w:rPr>
-          <w:color w:val="auto"/>
-        </w:rPr>
-        <w:t>public.</w:t>
-      </w:r>
-    </w:p>
-    <w:p>
-      <w:pPr>
-        <w:rPr>
-          <w:rFonts w:eastAsia="Times New Roman" w:cs="Times New Roman"/>
-        </w:rPr>
-      </w:pPr>
-      <w:r>
-        <w:t xml:space="preserve">2012 – 2013.  Senior Honors Thesis. UW-Madison. </w:t>
-      </w:r>
-      <w:r>
-        <w:rPr>
-          <w:rFonts w:eastAsia="Times New Roman" w:cs="Times New Roman"/>
-        </w:rPr>
-        <w:t xml:space="preserve">Behavior and development of caddisfly larvae in response to desiccation </w:t>
-      </w:r>
-      <w:r>
-        <w:rPr>
-          <w:rFonts w:eastAsia="Times New Roman" w:cs="Times New Roman"/>
-        </w:rPr>
-        <w:t>stress research continued from s</w:t>
-      </w:r>
-      <w:r>
-        <w:rPr>
-          <w:rFonts w:eastAsia="Times New Roman" w:cs="Times New Roman"/>
-        </w:rPr>
-        <w:t>ummer 2012.</w:t>
-      </w:r>
-    </w:p>
-    <w:p>
-      <w:pPr>
-        <w:rPr>
-          <w:rFonts w:eastAsia="Times New Roman" w:cs="Times New Roman"/>
-        </w:rPr>
-      </w:pPr>
-      <w:r>
-        <w:rPr>
-          <w:rFonts w:eastAsia="Times New Roman" w:cs="Times New Roman"/>
-        </w:rPr>
-        <w:t>2012.  Advanc</w:t>
-      </w:r>
-      <w:r>
-        <w:rPr>
-          <w:rFonts w:eastAsia="Times New Roman" w:cs="Times New Roman"/>
-        </w:rPr>
-        <w:t>ed Independent Research Program.</w:t>
-      </w:r>
-      <w:r>
-        <w:rPr>
-          <w:rFonts w:eastAsia="Times New Roman" w:cs="Times New Roman"/>
-        </w:rPr>
-        <w:t xml:space="preserve"> Rocky Mountain Biological Laboratory. Examined aggressive behavior, cannibalism, and development of caddisfly larvae in response to </w:t>
-      </w:r>
-      <w:r>
-        <w:rPr>
-          <w:rFonts w:eastAsia="Times New Roman" w:cs="Times New Roman"/>
-        </w:rPr>
-        <w:t>simulated drying ponds</w:t>
-      </w:r>
-      <w:r>
-        <w:rPr>
-          <w:rFonts w:eastAsia="Times New Roman" w:cs="Times New Roman"/>
-        </w:rPr>
-        <w:t>, mentored by Scott Wissinger and Bobbi Peckarsky.</w:t>
-      </w:r>
-    </w:p>
-    <w:p>
-      <w:pPr>
-        <w:rPr>
-          <w:rFonts w:eastAsia="Times New Roman" w:cs="Times New Roman"/>
-        </w:rPr>
-      </w:pPr>
-      <w:r>
-        <w:rPr>
-          <w:rFonts w:eastAsia="Times New Roman" w:cs="Times New Roman"/>
-        </w:rPr>
-        <w:t xml:space="preserve">2011 – 2012.  Laboratory Technician. </w:t>
-      </w:r>
-      <w:r>
-        <w:rPr>
-          <w:rFonts w:eastAsia="Times New Roman" w:cs="Times New Roman"/>
-        </w:rPr>
-        <w:t>UW-Madison. D</w:t>
-      </w:r>
-      <w:r>
-        <w:rPr>
-          <w:rFonts w:eastAsia="Times New Roman" w:cs="Times New Roman"/>
-        </w:rPr>
-        <w:t>issected juvenile Northern Pike for directed study</w:t>
-      </w:r>
-      <w:r>
-        <w:rPr>
-          <w:rFonts w:eastAsia="Times New Roman" w:cs="Times New Roman"/>
-        </w:rPr>
-        <w:t xml:space="preserve"> in Peter McIntyre’s lab</w:t>
-      </w:r>
-      <w:r>
-        <w:rPr>
-          <w:rFonts w:eastAsia="Times New Roman" w:cs="Times New Roman"/>
-        </w:rPr>
-        <w:t>, contributing to research on their spawning migrations in Lake Michigan tributaries of Green Bay, WI.</w:t>
-      </w:r>
-    </w:p>
-    <w:p>
-      <w:pPr>
-        <w:rPr>
-          <w:rFonts w:eastAsia="Times New Roman" w:cs="Times New Roman"/>
-        </w:rPr>
-      </w:pPr>
-      <w:r>
-        <w:rPr>
-          <w:rFonts w:eastAsia="Times New Roman" w:cs="Times New Roman"/>
-        </w:rPr>
-        <w:t>2010 – 2011.  Undergraduate Research Scholars Prog</w:t>
-      </w:r>
-      <w:r>
-        <w:rPr>
-          <w:rFonts w:eastAsia="Times New Roman" w:cs="Times New Roman"/>
-        </w:rPr>
-        <w:t xml:space="preserve">ram. </w:t>
-      </w:r>
-      <w:r>
-        <w:rPr>
-          <w:rFonts w:eastAsia="Times New Roman" w:cs="Times New Roman"/>
-        </w:rPr>
-        <w:t xml:space="preserve">UW-Madison. </w:t>
-      </w:r>
-      <w:r>
-        <w:rPr>
-          <w:rFonts w:eastAsia="Times New Roman" w:cs="Times New Roman"/>
-        </w:rPr>
-        <w:t xml:space="preserve">Studied </w:t>
-      </w:r>
-      <w:r>
-        <w:rPr>
-          <w:rFonts w:eastAsia="Times New Roman" w:cs="Times New Roman"/>
-          <w:i/>
-        </w:rPr>
-        <w:t>Salmonella enterica</w:t>
-      </w:r>
-      <w:r>
-        <w:rPr>
-          <w:rFonts w:eastAsia="Times New Roman" w:cs="Times New Roman"/>
-        </w:rPr>
-        <w:t xml:space="preserve"> genes required for survival on l</w:t>
-      </w:r>
-      <w:r>
-        <w:rPr>
-          <w:rFonts w:eastAsia="Times New Roman" w:cs="Times New Roman"/>
-        </w:rPr>
-        <w:t>ettuce in</w:t>
-      </w:r>
-      <w:r>
-        <w:rPr>
-          <w:rFonts w:eastAsia="Times New Roman" w:cs="Times New Roman"/>
-        </w:rPr>
-        <w:t xml:space="preserve"> </w:t>
-      </w:r>
-      <w:r>
         <w:rPr>
           <w:rFonts w:eastAsia="Times New Roman" w:cs="Times New Roman"/>
         </w:rPr>
@@ -517,10 +482,18 @@
           <w:b/>
         </w:rPr>
       </w:pPr>
-      <w:r>
-        <w:rPr>
-          <w:b/>
-        </w:rPr>
+    </w:p>
+    <w:p>
+      <w:pPr>
+        <w:rPr>
+          <w:b/>
+        </w:rPr>
+      </w:pPr>
+      <w:r>
+        <w:rPr>
+          <w:b/>
+        </w:rPr>
+        <w:lastRenderedPageBreak/>
         <w:t>Awards and Grants</w:t>
       </w:r>
     </w:p>
@@ -534,7 +507,6 @@
     </w:p>
     <w:p>
       <w:r>
-        <w:lastRenderedPageBreak/>
         <w:t xml:space="preserve">2021. </w:t>
       </w:r>
       <w:r>
@@ -739,35 +711,6 @@
         </w:pBdr>
         <w:rPr>
           <w:color w:val="000000"/>
-          <w:u w:val="single"/>
-        </w:rPr>
-      </w:pPr>
-      <w:r>
-        <w:rPr>
-          <w:color w:val="000000"/>
-          <w:u w:val="single"/>
-        </w:rPr>
-        <w:t>Accepted, Pending Revisions</w:t>
-      </w:r>
-      <w:r>
-        <w:rPr>
-          <w:color w:val="000000"/>
-          <w:u w:val="single"/>
-        </w:rPr>
-        <w:t>:</w:t>
-      </w:r>
-    </w:p>
-    <w:p>
-      <w:pPr>
-        <w:pBdr>
-          <w:top w:val="nil"/>
-          <w:left w:val="nil"/>
-          <w:bottom w:val="nil"/>
-          <w:right w:val="nil"/>
-          <w:between w:val="nil"/>
-        </w:pBdr>
-        <w:rPr>
-          <w:color w:val="000000"/>
         </w:rPr>
       </w:pPr>
       <w:r>
@@ -793,6 +736,11 @@
     </w:p>
     <w:p>
       <w:r>
+        <w:t>2025.  “Lifetime Trophic Ecology of Fishes and Invasive Species Management in Dryland Streams.” UW School of Aquatic and Fishery Sciences PhD Defense.</w:t>
+      </w:r>
+    </w:p>
+    <w:p>
+      <w:r>
         <w:t>2024.  “Predation and Predator Management.” NOAA Pacific Salmon Lifecycle Modeling Workshop #2 in Seattle, WA.</w:t>
       </w:r>
     </w:p>
@@ -938,6 +886,7 @@
     </w:p>
     <w:p>
       <w:r>
+        <w:lastRenderedPageBreak/>
         <w:t xml:space="preserve">2011.  </w:t>
       </w:r>
       <w:r>
